--- a/outputs/access/MCA_track_checklist.docx
+++ b/outputs/access/MCA_track_checklist.docx
@@ -26,7 +26,7 @@
           <w:sz w:val="20"/>
           <w:szCs w:val="20"/>
         </w:rPr>
-        <w:t xml:space="preserve">Managalas Conservation Area · generated 4 October 2026 from the team's planned-track list and the GPS recordings in hand</w:t>
+        <w:t xml:space="preserve">Managalas Conservation Area · generated 16 October 2026 from the team's planned-track list and the GPS recordings in hand</w:t>
       </w:r>
     </w:p>
     <w:p>
@@ -184,7 +184,7 @@
       </w:tr>
       <w:tr>
         <w:trPr>
-          <w:tblHeader w:val="off"/>
+          <w:tblHeader w:val="false"/>
         </w:trPr>
         <w:tc>
           <w:tcPr>
@@ -251,7 +251,7 @@
       </w:tr>
       <w:tr>
         <w:trPr>
-          <w:tblHeader w:val="off"/>
+          <w:tblHeader w:val="false"/>
         </w:trPr>
         <w:tc>
           <w:tcPr>
@@ -318,7 +318,7 @@
       </w:tr>
       <w:tr>
         <w:trPr>
-          <w:tblHeader w:val="off"/>
+          <w:tblHeader w:val="false"/>
         </w:trPr>
         <w:tc>
           <w:tcPr>
@@ -385,7 +385,7 @@
       </w:tr>
       <w:tr>
         <w:trPr>
-          <w:tblHeader w:val="off"/>
+          <w:tblHeader w:val="false"/>
         </w:trPr>
         <w:tc>
           <w:tcPr>
@@ -5132,7 +5132,7 @@
       </w:tr>
       <w:tr>
         <w:trPr>
-          <w:tblHeader w:val="off"/>
+          <w:tblHeader w:val="false"/>
         </w:trPr>
         <w:tc>
           <w:tcPr>
@@ -5194,7 +5194,7 @@
       </w:tr>
       <w:tr>
         <w:trPr>
-          <w:tblHeader w:val="off"/>
+          <w:tblHeader w:val="false"/>
         </w:trPr>
         <w:tc>
           <w:tcPr>
@@ -5256,7 +5256,7 @@
       </w:tr>
       <w:tr>
         <w:trPr>
-          <w:tblHeader w:val="off"/>
+          <w:tblHeader w:val="false"/>
         </w:trPr>
         <w:tc>
           <w:tcPr>
@@ -5318,7 +5318,7 @@
       </w:tr>
       <w:tr>
         <w:trPr>
-          <w:tblHeader w:val="off"/>
+          <w:tblHeader w:val="false"/>
         </w:trPr>
         <w:tc>
           <w:tcPr>
@@ -5380,7 +5380,7 @@
       </w:tr>
       <w:tr>
         <w:trPr>
-          <w:tblHeader w:val="off"/>
+          <w:tblHeader w:val="false"/>
         </w:trPr>
         <w:tc>
           <w:tcPr>
@@ -5456,6 +5456,10 @@
 </w:document>
 </file>
 
+<file path=word/comments.xml><?xml version="1.0" encoding="utf-8"?>
+<w:comments xmlns:cx="http://schemas.microsoft.com/office/drawing/2014/chartex" xmlns:cx1="http://schemas.microsoft.com/office/drawing/2015/9/8/chartex" xmlns:cx2="http://schemas.microsoft.com/office/drawing/2015/10/21/chartex" xmlns:cx3="http://schemas.microsoft.com/office/drawing/2016/5/9/chartex" xmlns:cx4="http://schemas.microsoft.com/office/drawing/2016/5/10/chartex" xmlns:cx5="http://schemas.microsoft.com/office/drawing/2016/5/11/chartex" xmlns:cx6="http://schemas.microsoft.com/office/drawing/2016/5/12/chartex" xmlns:cx7="http://schemas.microsoft.com/office/drawing/2016/5/13/chartex" xmlns:cx8="http://schemas.microsoft.com/office/drawing/2016/5/14/chartex" xmlns:mc="http://schemas.openxmlformats.org/markup-compatibility/2006" xmlns:aink="http://schemas.microsoft.com/office/drawing/2016/ink" xmlns:am3d="http://schemas.microsoft.com/office/drawing/2017/model3d" xmlns:o="urn:schemas-microsoft-com:office:office" xmlns:r="http://schemas.openxmlformats.org/officeDocument/2006/relationships" xmlns:m="http://schemas.openxmlformats.org/officeDocument/2006/math" xmlns:v="urn:schemas-microsoft-com:vml" xmlns:wp14="http://schemas.microsoft.com/office/word/2010/wordprocessingDrawing" xmlns:wp="http://schemas.openxmlformats.org/drawingml/2006/wordprocessingDrawing" xmlns:w10="urn:schemas-microsoft-com:office:word" xmlns:w="http://schemas.openxmlformats.org/wordprocessingml/2006/main" xmlns:w14="http://schemas.microsoft.com/office/word/2010/wordml" xmlns:w15="http://schemas.microsoft.com/office/word/2012/wordml" xmlns:w16cex="http://schemas.microsoft.com/office/word/2018/wordml/cex" xmlns:w16cid="http://schemas.microsoft.com/office/word/2016/wordml/cid" xmlns:w16="http://schemas.microsoft.com/office/word/2018/wordml" xmlns:w16sdtdh="http://schemas.microsoft.com/office/word/2020/wordml/sdtdatahash" xmlns:w16se="http://schemas.microsoft.com/office/word/2015/wordml/symex" xmlns:wpg="http://schemas.microsoft.com/office/word/2010/wordprocessingGroup" xmlns:wpi="http://schemas.microsoft.com/office/word/2010/wordprocessingInk" xmlns:wne="http://schemas.microsoft.com/office/word/2006/wordml" xmlns:wps="http://schemas.microsoft.com/office/word/2010/wordprocessingShape"/>
+</file>
+
 <file path=word/endnotes.xml><?xml version="1.0" encoding="utf-8"?>
 <w:endnotes xmlns:wpc="http://schemas.microsoft.com/office/word/2010/wordprocessingCanvas" xmlns:mc="http://schemas.openxmlformats.org/markup-compatibility/2006" xmlns:o="urn:schemas-microsoft-com:office:office" xmlns:r="http://schemas.openxmlformats.org/officeDocument/2006/relationships" xmlns:m="http://schemas.openxmlformats.org/officeDocument/2006/math" xmlns:v="urn:schemas-microsoft-com:vml" xmlns:wp14="http://schemas.microsoft.com/office/word/2010/wordprocessingDrawing" xmlns:wp="http://schemas.openxmlformats.org/drawingml/2006/wordprocessingDrawing" xmlns:w10="urn:schemas-microsoft-com:office:word" xmlns:w="http://schemas.openxmlformats.org/wordprocessingml/2006/main" xmlns:w14="http://schemas.microsoft.com/office/word/2010/wordml" xmlns:w15="http://schemas.microsoft.com/office/word/2012/wordml" xmlns:wpg="http://schemas.microsoft.com/office/word/2010/wordprocessingGroup" xmlns:wpi="http://schemas.microsoft.com/office/word/2010/wordprocessingInk" xmlns:wne="http://schemas.microsoft.com/office/word/2006/wordml" xmlns:wps="http://schemas.microsoft.com/office/word/2010/wordprocessingShape" mc:Ignorable="w14 w15 wp14">
   <w:endnote w:type="separator" w:id="-1">
@@ -5534,7 +5538,7 @@
 <w:numbering xmlns:wpc="http://schemas.microsoft.com/office/word/2010/wordprocessingCanvas" xmlns:mc="http://schemas.openxmlformats.org/markup-compatibility/2006" xmlns:o="urn:schemas-microsoft-com:office:office" xmlns:r="http://schemas.openxmlformats.org/officeDocument/2006/relationships" xmlns:m="http://schemas.openxmlformats.org/officeDocument/2006/math" xmlns:v="urn:schemas-microsoft-com:vml" xmlns:wp14="http://schemas.microsoft.com/office/word/2010/wordprocessingDrawing" xmlns:wp="http://schemas.openxmlformats.org/drawingml/2006/wordprocessingDrawing" xmlns:w10="urn:schemas-microsoft-com:office:word" xmlns:w="http://schemas.openxmlformats.org/wordprocessingml/2006/main" xmlns:w14="http://schemas.microsoft.com/office/word/2010/wordml" xmlns:w15="http://schemas.microsoft.com/office/word/2012/wordml" xmlns:wpg="http://schemas.microsoft.com/office/word/2010/wordprocessingGroup" xmlns:wpi="http://schemas.microsoft.com/office/word/2010/wordprocessingInk" xmlns:wne="http://schemas.microsoft.com/office/word/2006/wordml" xmlns:wps="http://schemas.microsoft.com/office/word/2010/wordprocessingShape" mc:Ignorable="w14 w15 wp14">
   <w:abstractNum w:abstractNumId="1" w15:restartNumberingAfterBreak="0">
     <w:multiLevelType w:val="hybridMultilevel"/>
-    <w:lvl w:ilvl="0" w:tentative="1">
+    <w:lvl w:ilvl="0" w15:tentative="1">
       <w:start w:val="1"/>
       <w:numFmt w:val="bullet"/>
       <w:lvlText w:val="●"/>
@@ -5543,7 +5547,7 @@
         <w:ind w:left="720" w:hanging="360"/>
       </w:pPr>
     </w:lvl>
-    <w:lvl w:ilvl="1" w:tentative="1">
+    <w:lvl w:ilvl="1" w15:tentative="1">
       <w:start w:val="1"/>
       <w:numFmt w:val="bullet"/>
       <w:lvlText w:val="○"/>
@@ -5552,7 +5556,7 @@
         <w:ind w:left="1440" w:hanging="360"/>
       </w:pPr>
     </w:lvl>
-    <w:lvl w:ilvl="2" w:tentative="1">
+    <w:lvl w:ilvl="2" w15:tentative="1">
       <w:start w:val="1"/>
       <w:numFmt w:val="bullet"/>
       <w:lvlText w:val="■"/>
@@ -5561,7 +5565,7 @@
         <w:ind w:left="2160" w:hanging="360"/>
       </w:pPr>
     </w:lvl>
-    <w:lvl w:ilvl="3" w:tentative="1">
+    <w:lvl w:ilvl="3" w15:tentative="1">
       <w:start w:val="1"/>
       <w:numFmt w:val="bullet"/>
       <w:lvlText w:val="●"/>
@@ -5570,7 +5574,7 @@
         <w:ind w:left="2880" w:hanging="360"/>
       </w:pPr>
     </w:lvl>
-    <w:lvl w:ilvl="4" w:tentative="1">
+    <w:lvl w:ilvl="4" w15:tentative="1">
       <w:start w:val="1"/>
       <w:numFmt w:val="bullet"/>
       <w:lvlText w:val="○"/>
@@ -5579,7 +5583,7 @@
         <w:ind w:left="3600" w:hanging="360"/>
       </w:pPr>
     </w:lvl>
-    <w:lvl w:ilvl="5" w:tentative="1">
+    <w:lvl w:ilvl="5" w15:tentative="1">
       <w:start w:val="1"/>
       <w:numFmt w:val="bullet"/>
       <w:lvlText w:val="■"/>
@@ -5588,7 +5592,7 @@
         <w:ind w:left="4320" w:hanging="360"/>
       </w:pPr>
     </w:lvl>
-    <w:lvl w:ilvl="6" w:tentative="1">
+    <w:lvl w:ilvl="6" w15:tentative="1">
       <w:start w:val="1"/>
       <w:numFmt w:val="bullet"/>
       <w:lvlText w:val="●"/>
@@ -5597,7 +5601,7 @@
         <w:ind w:left="5040" w:hanging="360"/>
       </w:pPr>
     </w:lvl>
-    <w:lvl w:ilvl="7" w:tentative="1">
+    <w:lvl w:ilvl="7" w15:tentative="1">
       <w:start w:val="1"/>
       <w:numFmt w:val="bullet"/>
       <w:lvlText w:val="●"/>
@@ -5606,7 +5610,7 @@
         <w:ind w:left="5760" w:hanging="360"/>
       </w:pPr>
     </w:lvl>
-    <w:lvl w:ilvl="8" w:tentative="1">
+    <w:lvl w:ilvl="8" w15:tentative="1">
       <w:start w:val="1"/>
       <w:numFmt w:val="bullet"/>
       <w:lvlText w:val="●"/>
@@ -5618,7 +5622,7 @@
   </w:abstractNum>
   <w:abstractNum w:abstractNumId="2" w15:restartNumberingAfterBreak="0">
     <w:multiLevelType w:val="hybridMultilevel"/>
-    <w:lvl w:ilvl="0" w:tentative="1">
+    <w:lvl w:ilvl="0" w15:tentative="1">
       <w:start w:val="1"/>
       <w:numFmt w:val="bullet"/>
       <w:lvlText w:val="•"/>
@@ -5627,7 +5631,7 @@
         <w:ind w:left="360" w:hanging="260"/>
       </w:pPr>
     </w:lvl>
-    <w:lvl w:ilvl="1" w:tentative="1">
+    <w:lvl w:ilvl="1" w15:tentative="1">
       <w:start w:val="1"/>
       <w:numFmt w:val="bullet"/>
       <w:lvlText w:val="◦"/>
@@ -5636,7 +5640,7 @@
         <w:ind w:left="900" w:hanging="260"/>
       </w:pPr>
     </w:lvl>
-    <w:lvl w:ilvl="2" w:tentative="1">
+    <w:lvl w:ilvl="2" w15:tentative="1">
       <w:start w:val="1"/>
       <w:numFmt w:val="bullet"/>
       <w:lvlText w:val="▪"/>
@@ -5671,25 +5675,6 @@
       </w:pPr>
     </w:pPrDefault>
   </w:docDefaults>
-  <w:style w:type="paragraph" w:styleId="Normal" w:default="1">
-    <w:name w:val="Normal"/>
-    <w:qFormat/>
-  </w:style>
-  <w:style w:type="table" w:styleId="TableNormal" w:default="true">
-    <w:name w:val="Normal Table"/>
-    <w:uiPriority w:val="99"/>
-    <w:semiHidden/>
-    <w:unhideWhenUsed/>
-    <w:tblPr>
-      <w:tblInd w:type="dxa" w:w="0"/>
-      <w:tblCellMar>
-        <w:top w:type="dxa" w:w="0"/>
-        <w:left w:type="dxa" w:w="108"/>
-        <w:bottom w:type="dxa" w:w="0"/>
-        <w:right w:type="dxa" w:w="108"/>
-      </w:tblCellMar>
-    </w:tblPr>
-  </w:style>
   <w:style w:type="paragraph" w:styleId="Title">
     <w:name w:val="Title"/>
     <w:basedOn w:val="Normal"/>
@@ -5874,294 +5859,4 @@
     </w:rPr>
   </w:style>
 </w:styles>
-</file>
-
-<file path=word/theme/theme1.xml><?xml version="1.0" encoding="utf-8"?>
-<a:theme xmlns:a="http://schemas.openxmlformats.org/drawingml/2006/main" name="Office Theme">
-  <a:themeElements>
-    <a:clrScheme name="Office">
-      <a:dk1>
-        <a:sysClr val="windowText" lastClr="000000"/>
-      </a:dk1>
-      <a:lt1>
-        <a:sysClr val="window" lastClr="FFFFFF"/>
-      </a:lt1>
-      <a:dk2>
-        <a:srgbClr val="44546A"/>
-      </a:dk2>
-      <a:lt2>
-        <a:srgbClr val="E7E6E6"/>
-      </a:lt2>
-      <a:accent1>
-        <a:srgbClr val="4472C4"/>
-      </a:accent1>
-      <a:accent2>
-        <a:srgbClr val="ED7D31"/>
-      </a:accent2>
-      <a:accent3>
-        <a:srgbClr val="A5A5A5"/>
-      </a:accent3>
-      <a:accent4>
-        <a:srgbClr val="FFC000"/>
-      </a:accent4>
-      <a:accent5>
-        <a:srgbClr val="5B9BD5"/>
-      </a:accent5>
-      <a:accent6>
-        <a:srgbClr val="70AD47"/>
-      </a:accent6>
-      <a:hlink>
-        <a:srgbClr val="0563C1"/>
-      </a:hlink>
-      <a:folHlink>
-        <a:srgbClr val="954F72"/>
-      </a:folHlink>
-    </a:clrScheme>
-    <a:fontScheme name="Office">
-      <a:majorFont>
-        <a:latin typeface="Calibri Light" panose="020F0302020204030204"/>
-        <a:ea typeface=""/>
-        <a:cs typeface=""/>
-        <a:font script="Jpan" typeface="游ゴシック Light"/>
-        <a:font script="Hang" typeface="맑은 고딕"/>
-        <a:font script="Hans" typeface="等线 Light"/>
-        <a:font script="Hant" typeface="新細明體"/>
-        <a:font script="Arab" typeface="Times New Roman"/>
-        <a:font script="Hebr" typeface="Times New Roman"/>
-        <a:font script="Thai" typeface="Angsana New"/>
-        <a:font script="Ethi" typeface="Nyala"/>
-        <a:font script="Beng" typeface="Vrinda"/>
-        <a:font script="Gujr" typeface="Shruti"/>
-        <a:font script="Khmr" typeface="MoolBoran"/>
-        <a:font script="Knda" typeface="Tunga"/>
-        <a:font script="Guru" typeface="Raavi"/>
-        <a:font script="Cans" typeface="Euphemia"/>
-        <a:font script="Cher" typeface="Plantagenet Cherokee"/>
-        <a:font script="Yiii" typeface="Microsoft Yi Baiti"/>
-        <a:font script="Tibt" typeface="Microsoft Himalaya"/>
-        <a:font script="Thaa" typeface="MV Boli"/>
-        <a:font script="Deva" typeface="Mangal"/>
-        <a:font script="Telu" typeface="Gautami"/>
-        <a:font script="Taml" typeface="Latha"/>
-        <a:font script="Syrc" typeface="Estrangelo Edessa"/>
-        <a:font script="Orya" typeface="Kalinga"/>
-        <a:font script="Mlym" typeface="Kartika"/>
-        <a:font script="Laoo" typeface="DokChampa"/>
-        <a:font script="Sinh" typeface="Iskoola Pota"/>
-        <a:font script="Mong" typeface="Mongolian Baiti"/>
-        <a:font script="Viet" typeface="Times New Roman"/>
-        <a:font script="Uigh" typeface="Microsoft Uighur"/>
-        <a:font script="Geor" typeface="Sylfaen"/>
-        <a:font script="Armn" typeface="Arial"/>
-        <a:font script="Bugi" typeface="Leelawadee UI"/>
-        <a:font script="Bopo" typeface="Microsoft JhengHei"/>
-        <a:font script="Java" typeface="Javanese Text"/>
-        <a:font script="Lisu" typeface="Segoe UI"/>
-        <a:font script="Mymr" typeface="Myanmar Text"/>
-        <a:font script="Nkoo" typeface="Ebrima"/>
-        <a:font script="Olck" typeface="Nirmala UI"/>
-        <a:font script="Osma" typeface="Ebrima"/>
-        <a:font script="Phag" typeface="Phagspa"/>
-        <a:font script="Syrn" typeface="Estrangelo Edessa"/>
-        <a:font script="Syrj" typeface="Estrangelo Edessa"/>
-        <a:font script="Syre" typeface="Estrangelo Edessa"/>
-        <a:font script="Sora" typeface="Nirmala UI"/>
-        <a:font script="Tale" typeface="Microsoft Tai Le"/>
-        <a:font script="Talu" typeface="Microsoft New Tai Lue"/>
-        <a:font script="Tfng" typeface="Ebrima"/>
-      </a:majorFont>
-      <a:minorFont>
-        <a:latin typeface="Calibri" panose="020F0502020204030204"/>
-        <a:ea typeface=""/>
-        <a:cs typeface=""/>
-        <a:font script="Jpan" typeface="游明朝"/>
-        <a:font script="Hang" typeface="맑은 고딕"/>
-        <a:font script="Hans" typeface="等线"/>
-        <a:font script="Hant" typeface="新細明體"/>
-        <a:font script="Arab" typeface="Arial"/>
-        <a:font script="Hebr" typeface="Arial"/>
-        <a:font script="Thai" typeface="Cordia New"/>
-        <a:font script="Ethi" typeface="Nyala"/>
-        <a:font script="Beng" typeface="Vrinda"/>
-        <a:font script="Gujr" typeface="Shruti"/>
-        <a:font script="Khmr" typeface="DaunPenh"/>
-        <a:font script="Knda" typeface="Tunga"/>
-        <a:font script="Guru" typeface="Raavi"/>
-        <a:font script="Cans" typeface="Euphemia"/>
-        <a:font script="Cher" typeface="Plantagenet Cherokee"/>
-        <a:font script="Yiii" typeface="Microsoft Yi Baiti"/>
-        <a:font script="Tibt" typeface="Microsoft Himalaya"/>
-        <a:font script="Thaa" typeface="MV Boli"/>
-        <a:font script="Deva" typeface="Mangal"/>
-        <a:font script="Telu" typeface="Gautami"/>
-        <a:font script="Taml" typeface="Latha"/>
-        <a:font script="Syrc" typeface="Estrangelo Edessa"/>
-        <a:font script="Orya" typeface="Kalinga"/>
-        <a:font script="Mlym" typeface="Kartika"/>
-        <a:font script="Laoo" typeface="DokChampa"/>
-        <a:font script="Sinh" typeface="Iskoola Pota"/>
-        <a:font script="Mong" typeface="Mongolian Baiti"/>
-        <a:font script="Viet" typeface="Arial"/>
-        <a:font script="Uigh" typeface="Microsoft Uighur"/>
-        <a:font script="Geor" typeface="Sylfaen"/>
-        <a:font script="Armn" typeface="Arial"/>
-        <a:font script="Bugi" typeface="Leelawadee UI"/>
-        <a:font script="Bopo" typeface="Microsoft JhengHei"/>
-        <a:font script="Java" typeface="Javanese Text"/>
-        <a:font script="Lisu" typeface="Segoe UI"/>
-        <a:font script="Mymr" typeface="Myanmar Text"/>
-        <a:font script="Nkoo" typeface="Ebrima"/>
-        <a:font script="Olck" typeface="Nirmala UI"/>
-        <a:font script="Osma" typeface="Ebrima"/>
-        <a:font script="Phag" typeface="Phagspa"/>
-        <a:font script="Syrn" typeface="Estrangelo Edessa"/>
-        <a:font script="Syrj" typeface="Estrangelo Edessa"/>
-        <a:font script="Syre" typeface="Estrangelo Edessa"/>
-        <a:font script="Sora" typeface="Nirmala UI"/>
-        <a:font script="Tale" typeface="Microsoft Tai Le"/>
-        <a:font script="Talu" typeface="Microsoft New Tai Lue"/>
-        <a:font script="Tfng" typeface="Ebrima"/>
-      </a:minorFont>
-    </a:fontScheme>
-    <a:fmtScheme name="Office">
-      <a:fillStyleLst>
-        <a:solidFill>
-          <a:schemeClr val="phClr"/>
-        </a:solidFill>
-        <a:gradFill rotWithShape="true">
-          <a:gsLst>
-            <a:gs pos="0">
-              <a:schemeClr val="phClr">
-                <a:lumMod val="110000"/>
-                <a:satMod val="105000"/>
-                <a:tint val="67000"/>
-              </a:schemeClr>
-            </a:gs>
-            <a:gs pos="50000">
-              <a:schemeClr val="phClr">
-                <a:lumMod val="105000"/>
-                <a:satMod val="103000"/>
-                <a:tint val="73000"/>
-              </a:schemeClr>
-            </a:gs>
-            <a:gs pos="100000">
-              <a:schemeClr val="phClr">
-                <a:lumMod val="105000"/>
-                <a:satMod val="109000"/>
-                <a:tint val="81000"/>
-              </a:schemeClr>
-            </a:gs>
-          </a:gsLst>
-          <a:lin ang="5400000" scaled="false"/>
-        </a:gradFill>
-        <a:gradFill rotWithShape="true">
-          <a:gsLst>
-            <a:gs pos="0">
-              <a:schemeClr val="phClr">
-                <a:satMod val="103000"/>
-                <a:lumMod val="102000"/>
-                <a:tint val="94000"/>
-              </a:schemeClr>
-            </a:gs>
-            <a:gs pos="50000">
-              <a:schemeClr val="phClr">
-                <a:satMod val="110000"/>
-                <a:lumMod val="100000"/>
-                <a:shade val="100000"/>
-              </a:schemeClr>
-            </a:gs>
-            <a:gs pos="100000">
-              <a:schemeClr val="phClr">
-                <a:lumMod val="99000"/>
-                <a:satMod val="120000"/>
-                <a:shade val="78000"/>
-              </a:schemeClr>
-            </a:gs>
-          </a:gsLst>
-          <a:lin ang="5400000" scaled="false"/>
-        </a:gradFill>
-      </a:fillStyleLst>
-      <a:lnStyleLst>
-        <a:ln w="6350" cap="flat" cmpd="sng" algn="ctr">
-          <a:solidFill>
-            <a:schemeClr val="phClr"/>
-          </a:solidFill>
-          <a:prstDash val="solid"/>
-          <a:miter lim="800000"/>
-        </a:ln>
-        <a:ln w="12700" cap="flat" cmpd="sng" algn="ctr">
-          <a:solidFill>
-            <a:schemeClr val="phClr"/>
-          </a:solidFill>
-          <a:prstDash val="solid"/>
-          <a:miter lim="800000"/>
-        </a:ln>
-        <a:ln w="19050" cap="flat" cmpd="sng" algn="ctr">
-          <a:solidFill>
-            <a:schemeClr val="phClr"/>
-          </a:solidFill>
-          <a:prstDash val="solid"/>
-          <a:miter lim="800000"/>
-        </a:ln>
-      </a:lnStyleLst>
-      <a:effectStyleLst>
-        <a:effectStyle>
-          <a:effectLst/>
-        </a:effectStyle>
-        <a:effectStyle>
-          <a:effectLst/>
-        </a:effectStyle>
-        <a:effectStyle>
-          <a:effectLst>
-            <a:outerShdw blurRad="57150" dist="19050" dir="5400000" algn="ctr" rotWithShape="false">
-              <a:srgbClr val="000000">
-                <a:alpha val="63000"/>
-              </a:srgbClr>
-            </a:outerShdw>
-          </a:effectLst>
-        </a:effectStyle>
-      </a:effectStyleLst>
-      <a:bgFillStyleLst>
-        <a:solidFill>
-          <a:schemeClr val="phClr"/>
-        </a:solidFill>
-        <a:solidFill>
-          <a:schemeClr val="phClr">
-            <a:tint val="95000"/>
-            <a:satMod val="170000"/>
-          </a:schemeClr>
-        </a:solidFill>
-        <a:gradFill rotWithShape="true">
-          <a:gsLst>
-            <a:gs pos="0">
-              <a:schemeClr val="phClr">
-                <a:tint val="93000"/>
-                <a:satMod val="150000"/>
-                <a:shade val="98000"/>
-                <a:lumMod val="102000"/>
-              </a:schemeClr>
-            </a:gs>
-            <a:gs pos="50000">
-              <a:schemeClr val="phClr">
-                <a:tint val="98000"/>
-                <a:satMod val="130000"/>
-                <a:shade val="90000"/>
-                <a:lumMod val="103000"/>
-              </a:schemeClr>
-            </a:gs>
-            <a:gs pos="100000">
-              <a:schemeClr val="phClr">
-                <a:shade val="63000"/>
-                <a:satMod val="120000"/>
-              </a:schemeClr>
-            </a:gs>
-          </a:gsLst>
-          <a:lin ang="5400000" scaled="false"/>
-        </a:gradFill>
-      </a:bgFillStyleLst>
-    </a:fmtScheme>
-  </a:themeElements>
-  <a:objectDefaults/>
-  <a:extraClrSchemeLst/>
-</a:theme>
 </file>
--- a/outputs/access/MCA_track_checklist.docx
+++ b/outputs/access/MCA_track_checklist.docx
@@ -26,7 +26,7 @@
           <w:sz w:val="20"/>
           <w:szCs w:val="20"/>
         </w:rPr>
-        <w:t xml:space="preserve">Managalas Conservation Area · generated 16 October 2026 from the team's planned-track list and the GPS recordings in hand</w:t>
+        <w:t xml:space="preserve">Managalas Conservation Area · generated 18 October 2026</w:t>
       </w:r>
     </w:p>
     <w:p>
@@ -476,7 +476,7 @@
           <w:b/>
           <w:bCs/>
         </w:rPr>
-        <w:t xml:space="preserve">57</w:t>
+        <w:t xml:space="preserve">58</w:t>
       </w:r>
       <w:r>
         <w:t xml:space="preserve"> of 110 legs recorded</w:t>
@@ -554,7 +554,7 @@
           <w:b/>
           <w:bCs/>
         </w:rPr>
-        <w:t xml:space="preserve">8</w:t>
+        <w:t xml:space="preserve">7</w:t>
       </w:r>
       <w:r>
         <w:t xml:space="preserve"> of 110 legs unlocated</w:t>
@@ -1098,7 +1098,7 @@
         <w:spacing w:after="120" w:before="260"/>
       </w:pPr>
       <w:r>
-        <w:t xml:space="preserve">Cannot be checked until the place is located (5)</w:t>
+        <w:t xml:space="preserve">Cannot be checked until the place is located (4)</w:t>
       </w:r>
     </w:p>
     <w:p>
@@ -1416,59 +1416,6 @@
       </w:r>
       <w:r>
         <w:t xml:space="preserve">Vovosik → Kwikila: no position for Vovosik</w:t>
-      </w:r>
-    </w:p>
-    <w:p>
-      <w:pPr>
-        <w:spacing w:after="40" w:before="20"/>
-        <w:ind w:left="360" w:hanging="360"/>
-      </w:pPr>
-      <w:r>
-        <w:rPr>
-          <w:rFonts w:ascii="Consolas" w:cs="Consolas" w:eastAsia="Consolas" w:hAnsi="Consolas"/>
-          <w:b/>
-          <w:bCs/>
-          <w:sz w:val="19"/>
-          <w:szCs w:val="19"/>
-        </w:rPr>
-        <w:t xml:space="preserve">[?]  </w:t>
-      </w:r>
-      <w:r>
-        <w:rPr>
-          <w:b/>
-          <w:bCs/>
-        </w:rPr>
-        <w:t xml:space="preserve">Damara-Bua</w:t>
-      </w:r>
-      <w:r>
-        <w:t xml:space="preserve">  </w:t>
-      </w:r>
-      <w:r>
-        <w:rPr>
-          <w:rFonts w:ascii="Consolas" w:cs="Consolas" w:eastAsia="Consolas" w:hAnsi="Consolas"/>
-          <w:sz w:val="19"/>
-          <w:szCs w:val="19"/>
-        </w:rPr>
-        <w:t xml:space="preserve">F47</w:t>
-      </w:r>
-    </w:p>
-    <w:p>
-      <w:pPr>
-        <w:spacing w:after="40" w:before="20"/>
-        <w:ind w:left="900" w:hanging="360"/>
-      </w:pPr>
-      <w:r>
-        <w:rPr>
-          <w:rFonts w:ascii="Consolas" w:cs="Consolas" w:eastAsia="Consolas" w:hAnsi="Consolas"/>
-          <w:b/>
-          <w:bCs/>
-          <w:sz w:val="19"/>
-          <w:szCs w:val="19"/>
-        </w:rPr>
-        <w:t xml:space="preserve">[?]  </w:t>
-      </w:r>
-      <w:r>
-        <w:t xml:space="preserve">Damara → Bua: no position for Damara</w:t>
       </w:r>
     </w:p>
     <w:p>
@@ -2781,7 +2728,7 @@
         <w:spacing w:after="120" w:before="260"/>
       </w:pPr>
       <w:r>
-        <w:t xml:space="preserve">Recorded (29)</w:t>
+        <w:t xml:space="preserve">Recorded (30)</w:t>
       </w:r>
     </w:p>
     <w:p>
@@ -3652,6 +3599,40 @@
           <w:szCs w:val="19"/>
         </w:rPr>
         <w:t xml:space="preserve">F46</w:t>
+      </w:r>
+    </w:p>
+    <w:p>
+      <w:pPr>
+        <w:spacing w:after="40" w:before="20"/>
+        <w:ind w:left="360" w:hanging="360"/>
+      </w:pPr>
+      <w:r>
+        <w:rPr>
+          <w:rFonts w:ascii="Consolas" w:cs="Consolas" w:eastAsia="Consolas" w:hAnsi="Consolas"/>
+          <w:b/>
+          <w:bCs/>
+          <w:sz w:val="19"/>
+          <w:szCs w:val="19"/>
+        </w:rPr>
+        <w:t xml:space="preserve">[x]  </w:t>
+      </w:r>
+      <w:r>
+        <w:rPr>
+          <w:b/>
+          <w:bCs/>
+        </w:rPr>
+        <w:t xml:space="preserve">Damara-Bua</w:t>
+      </w:r>
+      <w:r>
+        <w:t xml:space="preserve">  </w:t>
+      </w:r>
+      <w:r>
+        <w:rPr>
+          <w:rFonts w:ascii="Consolas" w:cs="Consolas" w:eastAsia="Consolas" w:hAnsi="Consolas"/>
+          <w:sz w:val="19"/>
+          <w:szCs w:val="19"/>
+        </w:rPr>
+        <w:t xml:space="preserve">F47</w:t>
       </w:r>
     </w:p>
     <w:p>
@@ -5033,7 +5014,7 @@
         <w:spacing w:after="140" w:before="0"/>
       </w:pPr>
       <w:r>
-        <w:t xml:space="preserve">These 5 names appear in the list and in nothing we hold - not the village gazetteer, not the GPS recordings. A rough latitude/longitude, or even "two hours' walk east of X", is enough to put each route on the map and say whether it still needs walking.</w:t>
+        <w:t xml:space="preserve">These 4 names appear in the list and in nothing we hold - not the village gazetteer, not the GPS recordings. A rough latitude/longitude, or even "two hours' walk east of X", is enough to put each route on the map and say whether it still needs walking.</w:t>
       </w:r>
     </w:p>
     <w:tbl>
@@ -5169,68 +5150,6 @@
             </w:pPr>
             <w:r>
               <w:t xml:space="preserve">F04</w:t>
-            </w:r>
-          </w:p>
-        </w:tc>
-        <w:tc>
-          <w:tcPr>
-            <w:tcW w:type="dxa" w:w="3010"/>
-            <w:tcMar>
-              <w:top w:type="dxa" w:w="60"/>
-              <w:left w:type="dxa" w:w="110"/>
-              <w:bottom w:type="dxa" w:w="60"/>
-              <w:right w:type="dxa" w:w="110"/>
-            </w:tcMar>
-          </w:tcPr>
-          <w:p>
-            <w:pPr>
-              <w:spacing w:after="0" w:before="0"/>
-            </w:pPr>
-            <w:r>
-              <w:t xml:space="preserve"/>
-            </w:r>
-          </w:p>
-        </w:tc>
-      </w:tr>
-      <w:tr>
-        <w:trPr>
-          <w:tblHeader w:val="false"/>
-        </w:trPr>
-        <w:tc>
-          <w:tcPr>
-            <w:tcW w:type="dxa" w:w="3008"/>
-            <w:tcMar>
-              <w:top w:type="dxa" w:w="60"/>
-              <w:left w:type="dxa" w:w="110"/>
-              <w:bottom w:type="dxa" w:w="60"/>
-              <w:right w:type="dxa" w:w="110"/>
-            </w:tcMar>
-          </w:tcPr>
-          <w:p>
-            <w:pPr>
-              <w:spacing w:after="0" w:before="0"/>
-            </w:pPr>
-            <w:r>
-              <w:t xml:space="preserve">Damara</w:t>
-            </w:r>
-          </w:p>
-        </w:tc>
-        <w:tc>
-          <w:tcPr>
-            <w:tcW w:type="dxa" w:w="3008"/>
-            <w:tcMar>
-              <w:top w:type="dxa" w:w="60"/>
-              <w:left w:type="dxa" w:w="110"/>
-              <w:bottom w:type="dxa" w:w="60"/>
-              <w:right w:type="dxa" w:w="110"/>
-            </w:tcMar>
-          </w:tcPr>
-          <w:p>
-            <w:pPr>
-              <w:spacing w:after="0" w:before="0"/>
-            </w:pPr>
-            <w:r>
-              <w:t xml:space="preserve">F47</w:t>
             </w:r>
           </w:p>
         </w:tc>

--- a/outputs/access/MCA_track_checklist.docx
+++ b/outputs/access/MCA_track_checklist.docx
@@ -26,7 +26,7 @@
           <w:sz w:val="20"/>
           <w:szCs w:val="20"/>
         </w:rPr>
-        <w:t xml:space="preserve">Managalas Conservation Area · generated 18 October 2026</w:t>
+        <w:t xml:space="preserve">Managalas Conservation Area · generated 20 October 2026</w:t>
       </w:r>
     </w:p>
     <w:p>
@@ -476,7 +476,7 @@
           <w:b/>
           <w:bCs/>
         </w:rPr>
-        <w:t xml:space="preserve">58</w:t>
+        <w:t xml:space="preserve">56</w:t>
       </w:r>
       <w:r>
         <w:t xml:space="preserve"> of 110 legs recorded</w:t>
@@ -502,7 +502,7 @@
           <w:b/>
           <w:bCs/>
         </w:rPr>
-        <w:t xml:space="preserve">36</w:t>
+        <w:t xml:space="preserve">38</w:t>
       </w:r>
       <w:r>
         <w:t xml:space="preserve"> of 110 legs partial</w:t>
@@ -580,7 +580,7 @@
         <w:spacing w:after="120" w:before="260"/>
       </w:pPr>
       <w:r>
-        <w:t xml:space="preserve">Not recorded - these are the gap (6)</w:t>
+        <w:t xml:space="preserve">Not recorded - these are the gap (7)</w:t>
       </w:r>
     </w:p>
     <w:p>
@@ -640,29 +640,29 @@
           <w:sz w:val="19"/>
           <w:szCs w:val="19"/>
         </w:rPr>
-        <w:t xml:space="preserve">[x]  </w:t>
-      </w:r>
-      <w:r>
-        <w:t xml:space="preserve">Afore → Toma: routes in 11.1 km vs 7.6 km straight</w:t>
-      </w:r>
-    </w:p>
-    <w:p>
-      <w:pPr>
-        <w:spacing w:after="40" w:before="20"/>
-        <w:ind w:left="900" w:hanging="360"/>
-      </w:pPr>
-      <w:r>
-        <w:rPr>
-          <w:rFonts w:ascii="Consolas" w:cs="Consolas" w:eastAsia="Consolas" w:hAnsi="Consolas"/>
-          <w:b/>
-          <w:bCs/>
-          <w:sz w:val="19"/>
-          <w:szCs w:val="19"/>
-        </w:rPr>
-        <w:t xml:space="preserve">[~]  </w:t>
-      </w:r>
-      <w:r>
-        <w:t xml:space="preserve">Toma → Biriri: both ends on the network but only linked the long way round (31.5 km for 4.3 km straight) - the direct track is not recorded</w:t>
+        <w:t xml:space="preserve">[~]  </w:t>
+      </w:r>
+      <w:r>
+        <w:t xml:space="preserve">Afore → Toma: both ends on the network but only linked the long way round (26.0 km for 7.6 km straight) - the direct track is not recorded</w:t>
+      </w:r>
+    </w:p>
+    <w:p>
+      <w:pPr>
+        <w:spacing w:after="40" w:before="20"/>
+        <w:ind w:left="900" w:hanging="360"/>
+      </w:pPr>
+      <w:r>
+        <w:rPr>
+          <w:rFonts w:ascii="Consolas" w:cs="Consolas" w:eastAsia="Consolas" w:hAnsi="Consolas"/>
+          <w:b/>
+          <w:bCs/>
+          <w:sz w:val="19"/>
+          <w:szCs w:val="19"/>
+        </w:rPr>
+        <w:t xml:space="preserve">[x]  </w:t>
+      </w:r>
+      <w:r>
+        <w:t xml:space="preserve">Toma → Biriri: routes in 5.5 km vs 4.3 km straight</w:t>
       </w:r>
     </w:p>
     <w:p>
@@ -1035,6 +1035,76 @@
           <w:b/>
           <w:bCs/>
         </w:rPr>
+        <w:t xml:space="preserve">Bareji-Toma</w:t>
+      </w:r>
+      <w:r>
+        <w:t xml:space="preserve">  </w:t>
+      </w:r>
+      <w:r>
+        <w:rPr>
+          <w:rFonts w:ascii="Consolas" w:cs="Consolas" w:eastAsia="Consolas" w:hAnsi="Consolas"/>
+          <w:sz w:val="19"/>
+          <w:szCs w:val="19"/>
+        </w:rPr>
+        <w:t xml:space="preserve">F50</w:t>
+      </w:r>
+    </w:p>
+    <w:p>
+      <w:pPr>
+        <w:spacing w:after="40" w:before="20"/>
+        <w:ind w:left="900" w:hanging="360"/>
+      </w:pPr>
+      <w:r>
+        <w:rPr>
+          <w:rFonts w:ascii="Consolas" w:cs="Consolas" w:eastAsia="Consolas" w:hAnsi="Consolas"/>
+          <w:b/>
+          <w:bCs/>
+          <w:sz w:val="19"/>
+          <w:szCs w:val="19"/>
+        </w:rPr>
+        <w:t xml:space="preserve">[ ]  </w:t>
+      </w:r>
+      <w:r>
+        <w:t xml:space="preserve">Bareji → Toma: both ends have recordings but nothing recorded joins them - the connecting track is the gap — a recording is named for it: </w:t>
+      </w:r>
+      <w:r>
+        <w:rPr>
+          <w:i/>
+          <w:iCs/>
+        </w:rPr>
+        <w:t xml:space="preserve">Bareji River to Toma village 2026 – 09 – 02</w:t>
+      </w:r>
+      <w:r>
+        <w:t xml:space="preserve"> — </w:t>
+      </w:r>
+      <w:r>
+        <w:rPr>
+          <w:b/>
+          <w:bCs/>
+        </w:rPr>
+        <w:t xml:space="preserve">this name is on two places 4.8 km apart; the nearer pairing was assumed</w:t>
+      </w:r>
+    </w:p>
+    <w:p>
+      <w:pPr>
+        <w:spacing w:after="40" w:before="20"/>
+        <w:ind w:left="360" w:hanging="360"/>
+      </w:pPr>
+      <w:r>
+        <w:rPr>
+          <w:rFonts w:ascii="Consolas" w:cs="Consolas" w:eastAsia="Consolas" w:hAnsi="Consolas"/>
+          <w:b/>
+          <w:bCs/>
+          <w:sz w:val="19"/>
+          <w:szCs w:val="19"/>
+        </w:rPr>
+        <w:t xml:space="preserve">[ ]  </w:t>
+      </w:r>
+      <w:r>
+        <w:rPr>
+          <w:b/>
+          <w:bCs/>
+        </w:rPr>
         <w:t xml:space="preserve">Singata-Gorobuna-Asafa</w:t>
       </w:r>
       <w:r>
@@ -1062,10 +1132,10 @@
           <w:sz w:val="19"/>
           <w:szCs w:val="19"/>
         </w:rPr>
-        <w:t xml:space="preserve">[ ]  </w:t>
-      </w:r>
-      <w:r>
-        <w:t xml:space="preserve">Singata → Gorobuna: neither end on the network (1.1 km and 7.0 km off)</w:t>
+        <w:t xml:space="preserve">[~]  </w:t>
+      </w:r>
+      <w:r>
+        <w:t xml:space="preserve">Singata → Gorobuna: Singata end is on the network, Gorobuna is 7.0 km off it</w:t>
       </w:r>
     </w:p>
     <w:p>
@@ -1314,7 +1384,7 @@
         <w:t xml:space="preserve">[~]  </w:t>
       </w:r>
       <w:r>
-        <w:t xml:space="preserve">Kuai → Tedebedi: Kwae end is on the network, Tedebedi is 21.0 km off it</w:t>
+        <w:t xml:space="preserve">Kuai → Tedebedi: Kwae end is on the network, Tedebedi is 20.4 km off it</w:t>
       </w:r>
     </w:p>
     <w:p>
@@ -1482,7 +1552,7 @@
         <w:t xml:space="preserve">[~]  </w:t>
       </w:r>
       <w:r>
-        <w:t xml:space="preserve">Tahama → Toma: both ends on the network but only linked the long way round (14.8 km for 7.1 km straight) - the direct track is not recorded</w:t>
+        <w:t xml:space="preserve">Tahama → Toma: both ends on the network but only linked the long way round (30.2 km for 7.1 km straight) - the direct track is not recorded</w:t>
       </w:r>
     </w:p>
     <w:p>
@@ -1535,7 +1605,7 @@
         <w:t xml:space="preserve">[~]  </w:t>
       </w:r>
       <w:r>
-        <w:t xml:space="preserve">Avaru → Sigara: both ends on the network but only linked the long way round (14.8 km for 5.8 km straight) - the direct track is not recorded</w:t>
+        <w:t xml:space="preserve">Avaru → Sigara: both ends on the network but only linked the long way round (15.0 km for 5.8 km straight) - the direct track is not recorded</w:t>
       </w:r>
     </w:p>
     <w:p>
@@ -1633,7 +1703,60 @@
         <w:t xml:space="preserve">[~]  </w:t>
       </w:r>
       <w:r>
-        <w:t xml:space="preserve">Dareki → Sigara: both ends on the network but only linked the long way round (33.6 km for 6.6 km straight) - the direct track is not recorded</w:t>
+        <w:t xml:space="preserve">Dareki → Sigara: both ends on the network but only linked the long way round (33.7 km for 6.6 km straight) - the direct track is not recorded</w:t>
+      </w:r>
+    </w:p>
+    <w:p>
+      <w:pPr>
+        <w:spacing w:after="40" w:before="20"/>
+        <w:ind w:left="360" w:hanging="360"/>
+      </w:pPr>
+      <w:r>
+        <w:rPr>
+          <w:rFonts w:ascii="Consolas" w:cs="Consolas" w:eastAsia="Consolas" w:hAnsi="Consolas"/>
+          <w:b/>
+          <w:bCs/>
+          <w:sz w:val="19"/>
+          <w:szCs w:val="19"/>
+        </w:rPr>
+        <w:t xml:space="preserve">[~]  </w:t>
+      </w:r>
+      <w:r>
+        <w:rPr>
+          <w:b/>
+          <w:bCs/>
+        </w:rPr>
+        <w:t xml:space="preserve">Dareki-Kawowoki</w:t>
+      </w:r>
+      <w:r>
+        <w:t xml:space="preserve">  </w:t>
+      </w:r>
+      <w:r>
+        <w:rPr>
+          <w:rFonts w:ascii="Consolas" w:cs="Consolas" w:eastAsia="Consolas" w:hAnsi="Consolas"/>
+          <w:sz w:val="19"/>
+          <w:szCs w:val="19"/>
+        </w:rPr>
+        <w:t xml:space="preserve">F06</w:t>
+      </w:r>
+    </w:p>
+    <w:p>
+      <w:pPr>
+        <w:spacing w:after="40" w:before="20"/>
+        <w:ind w:left="900" w:hanging="360"/>
+      </w:pPr>
+      <w:r>
+        <w:rPr>
+          <w:rFonts w:ascii="Consolas" w:cs="Consolas" w:eastAsia="Consolas" w:hAnsi="Consolas"/>
+          <w:b/>
+          <w:bCs/>
+          <w:sz w:val="19"/>
+          <w:szCs w:val="19"/>
+        </w:rPr>
+        <w:t xml:space="preserve">[~]  </w:t>
+      </w:r>
+      <w:r>
+        <w:t xml:space="preserve">Dareki → Kawowoki: both ends on the network but only linked the long way round (17.6 km for 4.4 km straight) - the direct track is not recorded</w:t>
       </w:r>
     </w:p>
     <w:p>
@@ -1862,7 +1985,7 @@
         <w:t xml:space="preserve">[~]  </w:t>
       </w:r>
       <w:r>
-        <w:t xml:space="preserve">Toma → Itokama: both ends on the network but only linked the long way round (38.0 km for 14.8 km straight) - the direct track is not recorded</w:t>
+        <w:t xml:space="preserve">Toma → Itokama: both ends on the network but only linked the long way round (51.8 km for 14.8 km straight) - the direct track is not recorded</w:t>
       </w:r>
     </w:p>
     <w:p>
@@ -2059,7 +2182,7 @@
         <w:t xml:space="preserve">[~]  </w:t>
       </w:r>
       <w:r>
-        <w:t xml:space="preserve">Tahama → Serepuna: both ends on the network but only linked the long way round (23.6 km for 11.0 km straight) - the direct track is not recorded</w:t>
+        <w:t xml:space="preserve">Tahama → Serepuna: both ends on the network but only linked the long way round (21.2 km for 11.0 km straight) - the direct track is not recorded</w:t>
       </w:r>
     </w:p>
     <w:p>
@@ -2218,7 +2341,7 @@
         <w:t xml:space="preserve">[~]  </w:t>
       </w:r>
       <w:r>
-        <w:t xml:space="preserve">Niniri → Kawowoki: both ends on the network but only linked the long way round (15.3 km for 3.9 km straight) - the direct track is not recorded</w:t>
+        <w:t xml:space="preserve">Niniri → Kawowoki: both ends on the network but only linked the long way round (8.6 km for 3.9 km straight) - the direct track is not recorded</w:t>
       </w:r>
     </w:p>
     <w:p>
@@ -2343,7 +2466,7 @@
         <w:t xml:space="preserve">[~]  </w:t>
       </w:r>
       <w:r>
-        <w:t xml:space="preserve">Sigara → Banderi: both ends on the network but only linked the long way round (63.0 km for 8.8 km straight) - the direct track is not recorded</w:t>
+        <w:t xml:space="preserve">Sigara → Banderi: both ends on the network but only linked the long way round (63.2 km for 8.8 km straight) - the direct track is not recorded</w:t>
       </w:r>
     </w:p>
     <w:p>
@@ -2449,7 +2572,7 @@
         <w:t xml:space="preserve">[~]  </w:t>
       </w:r>
       <w:r>
-        <w:t xml:space="preserve">Kawowoki → Avaru: both ends on the network but only linked the long way round (32.9 km for 3.1 km straight) - the direct track is not recorded</w:t>
+        <w:t xml:space="preserve">Kawowoki → Avaru: both ends on the network but only linked the long way round (26.2 km for 3.1 km straight) - the direct track is not recorded</w:t>
       </w:r>
     </w:p>
     <w:p>
@@ -2555,60 +2678,7 @@
         <w:t xml:space="preserve">[~]  </w:t>
       </w:r>
       <w:r>
-        <w:t xml:space="preserve">Highway → Bioi: both ends on the network but only linked the long way round (11.4 km for 1.5 km straight) - the direct track is not recorded</w:t>
-      </w:r>
-    </w:p>
-    <w:p>
-      <w:pPr>
-        <w:spacing w:after="40" w:before="20"/>
-        <w:ind w:left="360" w:hanging="360"/>
-      </w:pPr>
-      <w:r>
-        <w:rPr>
-          <w:rFonts w:ascii="Consolas" w:cs="Consolas" w:eastAsia="Consolas" w:hAnsi="Consolas"/>
-          <w:b/>
-          <w:bCs/>
-          <w:sz w:val="19"/>
-          <w:szCs w:val="19"/>
-        </w:rPr>
-        <w:t xml:space="preserve">[~]  </w:t>
-      </w:r>
-      <w:r>
-        <w:rPr>
-          <w:b/>
-          <w:bCs/>
-        </w:rPr>
-        <w:t xml:space="preserve">Umbuara-Singata</w:t>
-      </w:r>
-      <w:r>
-        <w:t xml:space="preserve">  </w:t>
-      </w:r>
-      <w:r>
-        <w:rPr>
-          <w:rFonts w:ascii="Consolas" w:cs="Consolas" w:eastAsia="Consolas" w:hAnsi="Consolas"/>
-          <w:sz w:val="19"/>
-          <w:szCs w:val="19"/>
-        </w:rPr>
-        <w:t xml:space="preserve">F58</w:t>
-      </w:r>
-    </w:p>
-    <w:p>
-      <w:pPr>
-        <w:spacing w:after="40" w:before="20"/>
-        <w:ind w:left="900" w:hanging="360"/>
-      </w:pPr>
-      <w:r>
-        <w:rPr>
-          <w:rFonts w:ascii="Consolas" w:cs="Consolas" w:eastAsia="Consolas" w:hAnsi="Consolas"/>
-          <w:b/>
-          <w:bCs/>
-          <w:sz w:val="19"/>
-          <w:szCs w:val="19"/>
-        </w:rPr>
-        <w:t xml:space="preserve">[~]  </w:t>
-      </w:r>
-      <w:r>
-        <w:t xml:space="preserve">Umbuara → Singata: Umbuara end is on the network, Singata is 1.1 km off it</w:t>
+        <w:t xml:space="preserve">Highway → Bioi: both ends on the network but only linked the long way round (10.3 km for 1.5 km straight) - the direct track is not recorded</w:t>
       </w:r>
     </w:p>
     <w:p>
@@ -2661,7 +2731,7 @@
         <w:t xml:space="preserve">[~]  </w:t>
       </w:r>
       <w:r>
-        <w:t xml:space="preserve">Anatua → Tetebedi: Anatua end is on the network, Tedebedi is 21.0 km off it</w:t>
+        <w:t xml:space="preserve">Anatua → Tetebedi: Anatua end is on the network, Tedebedi is 20.4 km off it</w:t>
       </w:r>
     </w:p>
     <w:p>
@@ -2714,7 +2784,7 @@
         <w:t xml:space="preserve">[~]  </w:t>
       </w:r>
       <w:r>
-        <w:t xml:space="preserve">Singata → Gora: Gora end is on the network, Singata is 1.1 km off it</w:t>
+        <w:t xml:space="preserve">Singata → Gora: both ends on the network but only linked the long way round (26.0 km for 14.0 km straight) - the direct track is not recorded</w:t>
       </w:r>
     </w:p>
     <w:p>
@@ -2728,7 +2798,7 @@
         <w:spacing w:after="120" w:before="260"/>
       </w:pPr>
       <w:r>
-        <w:t xml:space="preserve">Recorded (30)</w:t>
+        <w:t xml:space="preserve">Recorded (29)</w:t>
       </w:r>
     </w:p>
     <w:p>
@@ -2823,40 +2893,6 @@
           <w:b/>
           <w:bCs/>
         </w:rPr>
-        <w:t xml:space="preserve">Dareki-Kawowoki</w:t>
-      </w:r>
-      <w:r>
-        <w:t xml:space="preserve">  </w:t>
-      </w:r>
-      <w:r>
-        <w:rPr>
-          <w:rFonts w:ascii="Consolas" w:cs="Consolas" w:eastAsia="Consolas" w:hAnsi="Consolas"/>
-          <w:sz w:val="19"/>
-          <w:szCs w:val="19"/>
-        </w:rPr>
-        <w:t xml:space="preserve">F06</w:t>
-      </w:r>
-    </w:p>
-    <w:p>
-      <w:pPr>
-        <w:spacing w:after="40" w:before="20"/>
-        <w:ind w:left="360" w:hanging="360"/>
-      </w:pPr>
-      <w:r>
-        <w:rPr>
-          <w:rFonts w:ascii="Consolas" w:cs="Consolas" w:eastAsia="Consolas" w:hAnsi="Consolas"/>
-          <w:b/>
-          <w:bCs/>
-          <w:sz w:val="19"/>
-          <w:szCs w:val="19"/>
-        </w:rPr>
-        <w:t xml:space="preserve">[x]  </w:t>
-      </w:r>
-      <w:r>
-        <w:rPr>
-          <w:b/>
-          <w:bCs/>
-        </w:rPr>
         <w:t xml:space="preserve">Marasi-Biriri</w:t>
       </w:r>
       <w:r>
@@ -2955,26 +2991,33 @@
         <w:t xml:space="preserve">[x]  </w:t>
       </w:r>
       <w:r>
-        <w:t xml:space="preserve">Kuai → Anatua: routes in 8.9 km vs 6.1 km straight</w:t>
-      </w:r>
-    </w:p>
-    <w:p>
-      <w:pPr>
-        <w:spacing w:after="40" w:before="20"/>
-        <w:ind w:left="900" w:hanging="360"/>
-      </w:pPr>
-      <w:r>
-        <w:rPr>
-          <w:rFonts w:ascii="Consolas" w:cs="Consolas" w:eastAsia="Consolas" w:hAnsi="Consolas"/>
-          <w:b/>
-          <w:bCs/>
-          <w:sz w:val="19"/>
-          <w:szCs w:val="19"/>
-        </w:rPr>
-        <w:t xml:space="preserve">[x]  </w:t>
-      </w:r>
-      <w:r>
-        <w:t xml:space="preserve">Anatua → Serepuna: routes in 3.2 km vs 1.9 km straight</w:t>
+        <w:t xml:space="preserve">Kuai → Anatua: routes in 7.3 km vs 6.1 km straight — a recording is named for it: </w:t>
+      </w:r>
+      <w:r>
+        <w:rPr>
+          <w:i/>
+          <w:iCs/>
+        </w:rPr>
+        <w:t xml:space="preserve">Kuai to Anatua trek</w:t>
+      </w:r>
+    </w:p>
+    <w:p>
+      <w:pPr>
+        <w:spacing w:after="40" w:before="20"/>
+        <w:ind w:left="900" w:hanging="360"/>
+      </w:pPr>
+      <w:r>
+        <w:rPr>
+          <w:rFonts w:ascii="Consolas" w:cs="Consolas" w:eastAsia="Consolas" w:hAnsi="Consolas"/>
+          <w:b/>
+          <w:bCs/>
+          <w:sz w:val="19"/>
+          <w:szCs w:val="19"/>
+        </w:rPr>
+        <w:t xml:space="preserve">[x]  </w:t>
+      </w:r>
+      <w:r>
+        <w:t xml:space="preserve">Anatua → Serepuna: routes in 3.2 km vs 2.0 km straight</w:t>
       </w:r>
     </w:p>
     <w:p>
@@ -3689,40 +3732,6 @@
           <w:b/>
           <w:bCs/>
         </w:rPr>
-        <w:t xml:space="preserve">Bareji-Toma</w:t>
-      </w:r>
-      <w:r>
-        <w:t xml:space="preserve">  </w:t>
-      </w:r>
-      <w:r>
-        <w:rPr>
-          <w:rFonts w:ascii="Consolas" w:cs="Consolas" w:eastAsia="Consolas" w:hAnsi="Consolas"/>
-          <w:sz w:val="19"/>
-          <w:szCs w:val="19"/>
-        </w:rPr>
-        <w:t xml:space="preserve">F50</w:t>
-      </w:r>
-    </w:p>
-    <w:p>
-      <w:pPr>
-        <w:spacing w:after="40" w:before="20"/>
-        <w:ind w:left="360" w:hanging="360"/>
-      </w:pPr>
-      <w:r>
-        <w:rPr>
-          <w:rFonts w:ascii="Consolas" w:cs="Consolas" w:eastAsia="Consolas" w:hAnsi="Consolas"/>
-          <w:b/>
-          <w:bCs/>
-          <w:sz w:val="19"/>
-          <w:szCs w:val="19"/>
-        </w:rPr>
-        <w:t xml:space="preserve">[x]  </w:t>
-      </w:r>
-      <w:r>
-        <w:rPr>
-          <w:b/>
-          <w:bCs/>
-        </w:rPr>
         <w:t xml:space="preserve">Sila-Avararu</w:t>
       </w:r>
       <w:r>
@@ -3962,6 +3971,40 @@
           <w:szCs w:val="19"/>
         </w:rPr>
         <w:t xml:space="preserve">F57</w:t>
+      </w:r>
+    </w:p>
+    <w:p>
+      <w:pPr>
+        <w:spacing w:after="40" w:before="20"/>
+        <w:ind w:left="360" w:hanging="360"/>
+      </w:pPr>
+      <w:r>
+        <w:rPr>
+          <w:rFonts w:ascii="Consolas" w:cs="Consolas" w:eastAsia="Consolas" w:hAnsi="Consolas"/>
+          <w:b/>
+          <w:bCs/>
+          <w:sz w:val="19"/>
+          <w:szCs w:val="19"/>
+        </w:rPr>
+        <w:t xml:space="preserve">[x]  </w:t>
+      </w:r>
+      <w:r>
+        <w:rPr>
+          <w:b/>
+          <w:bCs/>
+        </w:rPr>
+        <w:t xml:space="preserve">Umbuara-Singata</w:t>
+      </w:r>
+      <w:r>
+        <w:t xml:space="preserve">  </w:t>
+      </w:r>
+      <w:r>
+        <w:rPr>
+          <w:rFonts w:ascii="Consolas" w:cs="Consolas" w:eastAsia="Consolas" w:hAnsi="Consolas"/>
+          <w:sz w:val="19"/>
+          <w:szCs w:val="19"/>
+        </w:rPr>
+        <w:t xml:space="preserve">F58</w:t>
       </w:r>
     </w:p>
     <w:p>
@@ -4085,7 +4128,7 @@
         <w:spacing w:after="120" w:before="260"/>
       </w:pPr>
       <w:r>
-        <w:t xml:space="preserve">Partly recorded (4)</w:t>
+        <w:t xml:space="preserve">Partly recorded (5)</w:t>
       </w:r>
     </w:p>
     <w:p>
@@ -4285,6 +4328,59 @@
           <w:b/>
           <w:bCs/>
         </w:rPr>
+        <w:t xml:space="preserve">Itokama-Kuai</w:t>
+      </w:r>
+      <w:r>
+        <w:t xml:space="preserve">  </w:t>
+      </w:r>
+      <w:r>
+        <w:rPr>
+          <w:rFonts w:ascii="Consolas" w:cs="Consolas" w:eastAsia="Consolas" w:hAnsi="Consolas"/>
+          <w:sz w:val="19"/>
+          <w:szCs w:val="19"/>
+        </w:rPr>
+        <w:t xml:space="preserve">R10</w:t>
+      </w:r>
+    </w:p>
+    <w:p>
+      <w:pPr>
+        <w:spacing w:after="40" w:before="20"/>
+        <w:ind w:left="900" w:hanging="360"/>
+      </w:pPr>
+      <w:r>
+        <w:rPr>
+          <w:rFonts w:ascii="Consolas" w:cs="Consolas" w:eastAsia="Consolas" w:hAnsi="Consolas"/>
+          <w:b/>
+          <w:bCs/>
+          <w:sz w:val="19"/>
+          <w:szCs w:val="19"/>
+        </w:rPr>
+        <w:t xml:space="preserve">[~]  </w:t>
+      </w:r>
+      <w:r>
+        <w:t xml:space="preserve">Itokama → Kuai: both ends on the network but only linked the long way round (13.2 km for 0.8 km straight) - the direct track is not recorded</w:t>
+      </w:r>
+    </w:p>
+    <w:p>
+      <w:pPr>
+        <w:spacing w:after="40" w:before="20"/>
+        <w:ind w:left="360" w:hanging="360"/>
+      </w:pPr>
+      <w:r>
+        <w:rPr>
+          <w:rFonts w:ascii="Consolas" w:cs="Consolas" w:eastAsia="Consolas" w:hAnsi="Consolas"/>
+          <w:b/>
+          <w:bCs/>
+          <w:sz w:val="19"/>
+          <w:szCs w:val="19"/>
+        </w:rPr>
+        <w:t xml:space="preserve">[~]  </w:t>
+      </w:r>
+      <w:r>
+        <w:rPr>
+          <w:b/>
+          <w:bCs/>
+        </w:rPr>
         <w:t xml:space="preserve">Highway-Kawowoki (Mr. Womo)</w:t>
       </w:r>
       <w:r>
@@ -4315,7 +4411,7 @@
         <w:t xml:space="preserve">[~]  </w:t>
       </w:r>
       <w:r>
-        <w:t xml:space="preserve">Highway → Kawowoki: both ends on the network but only linked the long way round (24.2 km for 0.5 km straight) - the direct track is not recorded</w:t>
+        <w:t xml:space="preserve">Highway → Kawowoki: both ends on the network but only linked the long way round (17.5 km for 0.5 km straight) - the direct track is not recorded</w:t>
       </w:r>
     </w:p>
     <w:p>
@@ -4368,7 +4464,7 @@
         <w:t xml:space="preserve">[~]  </w:t>
       </w:r>
       <w:r>
-        <w:t xml:space="preserve">Afore → Korokoro: both ends on the network but only linked the long way round (2.2 km for 0.5 km straight) - the direct track is not recorded</w:t>
+        <w:t xml:space="preserve">Afore → Korokoro: both ends on the network but only linked the long way round (7.8 km for 0.5 km straight) - the direct track is not recorded</w:t>
       </w:r>
     </w:p>
     <w:p>
@@ -4382,7 +4478,7 @@
         <w:spacing w:after="120" w:before="260"/>
       </w:pPr>
       <w:r>
-        <w:t xml:space="preserve">Recorded (11)</w:t>
+        <w:t xml:space="preserve">Recorded (10)</w:t>
       </w:r>
     </w:p>
     <w:p>
@@ -4654,40 +4750,6 @@
           <w:b/>
           <w:bCs/>
         </w:rPr>
-        <w:t xml:space="preserve">Itokama-Kuai</w:t>
-      </w:r>
-      <w:r>
-        <w:t xml:space="preserve">  </w:t>
-      </w:r>
-      <w:r>
-        <w:rPr>
-          <w:rFonts w:ascii="Consolas" w:cs="Consolas" w:eastAsia="Consolas" w:hAnsi="Consolas"/>
-          <w:sz w:val="19"/>
-          <w:szCs w:val="19"/>
-        </w:rPr>
-        <w:t xml:space="preserve">R10</w:t>
-      </w:r>
-    </w:p>
-    <w:p>
-      <w:pPr>
-        <w:spacing w:after="40" w:before="20"/>
-        <w:ind w:left="360" w:hanging="360"/>
-      </w:pPr>
-      <w:r>
-        <w:rPr>
-          <w:rFonts w:ascii="Consolas" w:cs="Consolas" w:eastAsia="Consolas" w:hAnsi="Consolas"/>
-          <w:b/>
-          <w:bCs/>
-          <w:sz w:val="19"/>
-          <w:szCs w:val="19"/>
-        </w:rPr>
-        <w:t xml:space="preserve">[x]  </w:t>
-      </w:r>
-      <w:r>
-        <w:rPr>
-          <w:b/>
-          <w:bCs/>
-        </w:rPr>
         <w:t xml:space="preserve">Itokama-Aniafe</w:t>
       </w:r>
       <w:r>
@@ -4992,7 +5054,14 @@
         <w:t xml:space="preserve">[~]  </w:t>
       </w:r>
       <w:r>
-        <w:t xml:space="preserve">Bareji junction → Peroroda: Bareji end is on the network, Peroroda is 6.1 km off it</w:t>
+        <w:t xml:space="preserve">Bareji junction → Peroroda: Bareji end is on the network, Peroroda is 6.1 km off it — </w:t>
+      </w:r>
+      <w:r>
+        <w:rPr>
+          <w:b/>
+          <w:bCs/>
+        </w:rPr>
+        <w:t xml:space="preserve">this name is on two places 4.8 km apart; the nearer pairing was assumed</w:t>
       </w:r>
     </w:p>
     <w:p>

--- a/outputs/access/MCA_track_checklist.docx
+++ b/outputs/access/MCA_track_checklist.docx
@@ -26,7 +26,45 @@
           <w:sz w:val="20"/>
           <w:szCs w:val="20"/>
         </w:rPr>
-        <w:t xml:space="preserve">Managalas Conservation Area · generated 20 October 2026</w:t>
+        <w:t xml:space="preserve">Managalas Conservation Area — track recording status</w:t>
+      </w:r>
+    </w:p>
+    <w:p>
+      <w:pPr>
+        <w:spacing w:after="100" w:before="0"/>
+      </w:pPr>
+      <w:r>
+        <w:rPr>
+          <w:b/>
+          <w:bCs/>
+          <w:sz w:val="24"/>
+          <w:szCs w:val="24"/>
+        </w:rPr>
+        <w:t xml:space="preserve">Contents</w:t>
+      </w:r>
+    </w:p>
+    <w:sdt>
+      <w:sdtPr>
+        <w:alias w:val="Contents"/>
+      </w:sdtPr>
+      <w:sdtContent>
+        <w:p>
+          <w:r>
+            <w:fldChar w:fldCharType="begin" w:dirty="true"/>
+            <w:instrText xml:space="preserve">TOC \h \o "1-3"</w:instrText>
+            <w:fldChar w:fldCharType="separate"/>
+          </w:r>
+        </w:p>
+        <w:p>
+          <w:r>
+            <w:fldChar w:fldCharType="end"/>
+          </w:r>
+        </w:p>
+      </w:sdtContent>
+    </w:sdt>
+    <w:p>
+      <w:r>
+        <w:br w:type="page"/>
       </w:r>
     </w:p>
     <w:p>
@@ -2870,7 +2908,7 @@
         <w:t xml:space="preserve">[x]  </w:t>
       </w:r>
       <w:r>
-        <w:t xml:space="preserve">Umbuara → Anatua: routes in 2.4 km vs 2.2 km straight</w:t>
+        <w:t xml:space="preserve">Umbuara → Anatua: routes in 4.0 km vs 3.3 km straight</w:t>
       </w:r>
     </w:p>
     <w:p>
@@ -2991,7 +3029,7 @@
         <w:t xml:space="preserve">[x]  </w:t>
       </w:r>
       <w:r>
-        <w:t xml:space="preserve">Kuai → Anatua: routes in 7.3 km vs 6.1 km straight — a recording is named for it: </w:t>
+        <w:t xml:space="preserve">Kuai → Anatua: routes in 6.4 km vs 5.0 km straight — a recording is named for it: </w:t>
       </w:r>
       <w:r>
         <w:rPr>
@@ -3017,7 +3055,7 @@
         <w:t xml:space="preserve">[x]  </w:t>
       </w:r>
       <w:r>
-        <w:t xml:space="preserve">Anatua → Serepuna: routes in 3.2 km vs 2.0 km straight</w:t>
+        <w:t xml:space="preserve">Anatua → Serepuna: routes in 1.6 km vs 1.2 km straight</w:t>
       </w:r>
     </w:p>
     <w:p>
@@ -3902,7 +3940,7 @@
         <w:t xml:space="preserve">[x]  </w:t>
       </w:r>
       <w:r>
-        <w:t xml:space="preserve">Umbuara → Anatua: routes in 2.4 km vs 2.2 km straight</w:t>
+        <w:t xml:space="preserve">Umbuara → Anatua: routes in 4.0 km vs 3.3 km straight</w:t>
       </w:r>
     </w:p>
     <w:p>
